--- a/resources/systems/procedures/classroom/entering-exiting-classroom.docx
+++ b/resources/systems/procedures/classroom/entering-exiting-classroom.docx
@@ -2041,7 +2041,7 @@
           <w:szCs w:val="34"/>
           <w:rtl w:val="0"/>
         </w:rPr>
-        <w:t xml:space="preserve">Teaching Entering &amp; Exiting: Sample Script</w:t>
+        <w:t>Teaching Entering &amp; Exiting: Script</w:t>
       </w:r>
       <w:r>
         <w:rPr>
@@ -2069,7 +2069,7 @@
           <w:szCs w:val="18"/>
           <w:rtl w:val="0"/>
         </w:rPr>
-        <w:t xml:space="preserve">This is a sample script.  </w:t>
+        <w:t>Use this script to teach the routine.</w:t>
       </w:r>
       <w:r>
         <w:rPr>
@@ -2079,7 +2079,6 @@
           <w:szCs w:val="18"/>
           <w:rtl w:val="0"/>
         </w:rPr>
-        <w:t xml:space="preserve">It's meant to be taught, not read verbatim — add your own class's language, examples, and personality before you use it. Where you see bracketed choices, swap in your own routine's specifics (your collection point, your close-out cue, your greeting style).</w:t>
       </w:r>
       <w:r>
         <w:rPr>
@@ -2491,7 +2490,7 @@
           <w:szCs w:val="17"/>
           <w:rtl w:val="0"/>
         </w:rPr>
-        <w:t xml:space="preserve">“Exiting works the same way, in reverse. When you hear [close-out cue], that means: finish your thought, turn in or return anything that's set out for collection, and get your space ready. You'll only line up once the room meets our criteria — silent, materials away, eyes up here.”</w:t>
+        <w:t>“Exiting works the same way, in reverse. When you hear the close-out cue, that means: finish your thought, turn in or return anything that's set out for collection, and get your space ready. You'll only line up once the room meets our criteria — silent, materials away, eyes up here.”</w:t>
       </w:r>
       <w:r>
         <w:rPr>
@@ -2713,7 +2712,7 @@
           <w:szCs w:val="15"/>
           <w:rtl w:val="0"/>
         </w:rPr>
-        <w:t xml:space="preserve">Personalize before you teach it: swap in your own greeting style, collection point, and close-out cue.</w:t>
+        <w:t>Set before Day 1: the greeting, the collection point, and the close-out cue.</w:t>
       </w:r>
       <w:r>
         <w:rPr>
